--- a/IQOQDQ/OQ_HMI/Machine type/VI 10/View_SettingsView_V0455_30_RobotView_Tab_2.docx
+++ b/IQOQDQ/OQ_HMI/Machine type/VI 10/View_SettingsView_V0455_30_RobotView_Tab_2.docx
@@ -488,7 +488,19 @@
               </w:rPr>
             </w:pPr>
             <w:r>
-              <w:t>-210.00 … 440.00</w:t>
+              <w:t>-</w:t>
+            </w:r>
+            <w:r>
+              <w:t>19</w:t>
+            </w:r>
+            <w:r>
+              <w:t>0.00 … 4</w:t>
+            </w:r>
+            <w:r>
+              <w:t>7</w:t>
+            </w:r>
+            <w:r>
+              <w:t>0.00</w:t>
             </w:r>
           </w:p>
         </w:tc>
@@ -610,7 +622,19 @@
               </w:rPr>
             </w:pPr>
             <w:r>
-              <w:t>-210.00 … 440.00</w:t>
+              <w:t>-</w:t>
+            </w:r>
+            <w:r>
+              <w:t>19</w:t>
+            </w:r>
+            <w:r>
+              <w:t>0.00 … 4</w:t>
+            </w:r>
+            <w:r>
+              <w:t>7</w:t>
+            </w:r>
+            <w:r>
+              <w:t>0.00</w:t>
             </w:r>
           </w:p>
         </w:tc>
